--- a/Project requirements doc.docx
+++ b/Project requirements doc.docx
@@ -7,6 +7,28 @@
         <w:pStyle w:val="p1"/>
       </w:pPr>
       <w:r>
+        <w:t xml:space="preserve">Team </w:t>
+      </w:r>
+      <w:proofErr w:type="spellStart"/>
+      <w:r>
+        <w:t>Github</w:t>
+      </w:r>
+      <w:proofErr w:type="spellEnd"/>
+      <w:r>
+        <w:t xml:space="preserve">: </w:t>
+      </w:r>
+      <w:r>
+        <w:t>https://github.com/Dieneba1/Project-Group1-Dieneba-Hamlet</w:t>
+      </w:r>
+    </w:p>
+    <w:p>
+      <w:pPr>
+        <w:pStyle w:val="p1"/>
+      </w:pPr>
+      <w:r>
+        <w:br/>
+      </w:r>
+      <w:r>
         <w:t>Project 1 Basic Information</w:t>
       </w:r>
     </w:p>
@@ -81,98 +103,71 @@
         <w:pStyle w:val="p1"/>
       </w:pPr>
       <w:r>
-        <w:t>1.</w:t>
-      </w:r>
-      <w:r>
-        <w:t>Contents that contain headings, paragraphs, lists, hypertext links and images.</w:t>
-      </w:r>
-    </w:p>
-    <w:p>
-      <w:pPr>
-        <w:pStyle w:val="p1"/>
-      </w:pPr>
-      <w:r>
-        <w:t>2.</w:t>
-      </w:r>
-      <w:r>
-        <w:t>ALL page contents markup with HTML elements. Evidence of HTML comments used.</w:t>
-      </w:r>
-    </w:p>
-    <w:p>
-      <w:pPr>
-        <w:pStyle w:val="p1"/>
-      </w:pPr>
-      <w:r>
-        <w:t>3.</w:t>
-      </w:r>
-      <w:r>
-        <w:t>Minimum 1 HTML table to display tabular data.</w:t>
-      </w:r>
-    </w:p>
-    <w:p>
-      <w:pPr>
-        <w:pStyle w:val="p1"/>
-      </w:pPr>
-      <w:r>
-        <w:t>4.</w:t>
-      </w:r>
-      <w:r>
-        <w:t>Minimum 1 HTML form with a button to submit the form.</w:t>
-      </w:r>
-    </w:p>
-    <w:p>
-      <w:pPr>
-        <w:pStyle w:val="p1"/>
-      </w:pPr>
-      <w:r>
-        <w:t>5.</w:t>
-      </w:r>
-      <w:r>
-        <w:t>Page layout and contents styled with CSS3.</w:t>
-      </w:r>
-    </w:p>
-    <w:p>
-      <w:pPr>
-        <w:pStyle w:val="p1"/>
-      </w:pPr>
-      <w:r>
-        <w:t>6.</w:t>
-      </w:r>
-      <w:r>
-        <w:t>Integrated with JavaScript interactions and behaviors.</w:t>
-      </w:r>
-    </w:p>
-    <w:p>
-      <w:pPr>
-        <w:pStyle w:val="p1"/>
-      </w:pPr>
-      <w:r>
-        <w:t>7.</w:t>
-      </w:r>
-      <w:r>
-        <w:t>Minimum 2 jQuery library components with Ajax feature in one of the components.</w:t>
-      </w:r>
-    </w:p>
-    <w:p>
-      <w:pPr>
-        <w:pStyle w:val="p1"/>
-      </w:pPr>
-      <w:r>
-        <w:t>8.</w:t>
-      </w:r>
-      <w:r>
-        <w:t>Use Bootstrap's classes and components throughout.</w:t>
-      </w:r>
-    </w:p>
-    <w:p>
-      <w:pPr>
-        <w:pStyle w:val="p1"/>
-      </w:pPr>
-      <w:r>
-        <w:t>9.</w:t>
-      </w:r>
-      <w:r>
-        <w:t>Featured a simple VUE component within the site.</w:t>
+        <w:t>1.Contents that contain headings, paragraphs, lists, hypertext links and images.</w:t>
+      </w:r>
+    </w:p>
+    <w:p>
+      <w:pPr>
+        <w:pStyle w:val="p1"/>
+      </w:pPr>
+      <w:r>
+        <w:t>2.ALL page contents markup with HTML elements. Evidence of HTML comments used.</w:t>
+      </w:r>
+    </w:p>
+    <w:p>
+      <w:pPr>
+        <w:pStyle w:val="p1"/>
+      </w:pPr>
+      <w:r>
+        <w:t>3.Minimum 1 HTML table to display tabular data.</w:t>
+      </w:r>
+    </w:p>
+    <w:p>
+      <w:pPr>
+        <w:pStyle w:val="p1"/>
+      </w:pPr>
+      <w:r>
+        <w:t>4.Minimum 1 HTML form with a button to submit the form.</w:t>
+      </w:r>
+    </w:p>
+    <w:p>
+      <w:pPr>
+        <w:pStyle w:val="p1"/>
+      </w:pPr>
+      <w:r>
+        <w:t>5.Page layout and contents styled with CSS3.</w:t>
+      </w:r>
+    </w:p>
+    <w:p>
+      <w:pPr>
+        <w:pStyle w:val="p1"/>
+      </w:pPr>
+      <w:r>
+        <w:t>6.Integrated with JavaScript interactions and behaviors.</w:t>
+      </w:r>
+    </w:p>
+    <w:p>
+      <w:pPr>
+        <w:pStyle w:val="p1"/>
+      </w:pPr>
+      <w:r>
+        <w:t>7.Minimum 2 jQuery library components with Ajax feature in one of the components.</w:t>
+      </w:r>
+    </w:p>
+    <w:p>
+      <w:pPr>
+        <w:pStyle w:val="p1"/>
+      </w:pPr>
+      <w:r>
+        <w:t>8.Use Bootstrap's classes and components throughout.</w:t>
+      </w:r>
+    </w:p>
+    <w:p>
+      <w:pPr>
+        <w:pStyle w:val="p1"/>
+      </w:pPr>
+      <w:r>
+        <w:t>9.Featured a simple VUE component within the site.</w:t>
       </w:r>
     </w:p>
     <w:p>
@@ -343,10 +338,7 @@
         <w:pStyle w:val="p1"/>
       </w:pPr>
       <w:r>
-        <w:t>1.</w:t>
-      </w:r>
-      <w:r>
-        <w:t xml:space="preserve">Build/code home page, all other key and </w:t>
+        <w:t xml:space="preserve">1.Build/code home page, all other key and </w:t>
       </w:r>
       <w:proofErr w:type="spellStart"/>
       <w:r>
@@ -362,54 +354,39 @@
         <w:pStyle w:val="p1"/>
       </w:pPr>
       <w:r>
-        <w:t>2.</w:t>
-      </w:r>
-      <w:r>
-        <w:t>Follow design layout as prescribed on mockups provided.</w:t>
-      </w:r>
-    </w:p>
-    <w:p>
-      <w:pPr>
-        <w:pStyle w:val="p1"/>
-      </w:pPr>
-      <w:r>
-        <w:t>3.</w:t>
-      </w:r>
-      <w:r>
-        <w:t>Create a navigation system that comply with web standards and best practices.</w:t>
-      </w:r>
-    </w:p>
-    <w:p>
-      <w:pPr>
-        <w:pStyle w:val="p1"/>
-      </w:pPr>
-      <w:r>
-        <w:t>4.</w:t>
-      </w:r>
-      <w:r>
-        <w:t>Follow the site’s branding and style as per style guide provided.</w:t>
-      </w:r>
-    </w:p>
-    <w:p>
-      <w:pPr>
-        <w:pStyle w:val="p1"/>
-      </w:pPr>
-      <w:r>
-        <w:t>5.</w:t>
-      </w:r>
-      <w:r>
-        <w:t>Use only text contents and media assets provided.</w:t>
-      </w:r>
-    </w:p>
-    <w:p>
-      <w:pPr>
-        <w:pStyle w:val="p1"/>
-      </w:pPr>
-      <w:r>
-        <w:t>6.</w:t>
-      </w:r>
-      <w:r>
-        <w:t>Add SEO, meta and other tags on the head element as appropriate.</w:t>
+        <w:t>2.Follow design layout as prescribed on mockups provided.</w:t>
+      </w:r>
+    </w:p>
+    <w:p>
+      <w:pPr>
+        <w:pStyle w:val="p1"/>
+      </w:pPr>
+      <w:r>
+        <w:t>3.Create a navigation system that comply with web standards and best practices.</w:t>
+      </w:r>
+    </w:p>
+    <w:p>
+      <w:pPr>
+        <w:pStyle w:val="p1"/>
+      </w:pPr>
+      <w:r>
+        <w:t>4.Follow the site’s branding and style as per style guide provided.</w:t>
+      </w:r>
+    </w:p>
+    <w:p>
+      <w:pPr>
+        <w:pStyle w:val="p1"/>
+      </w:pPr>
+      <w:r>
+        <w:t>5.Use only text contents and media assets provided.</w:t>
+      </w:r>
+    </w:p>
+    <w:p>
+      <w:pPr>
+        <w:pStyle w:val="p1"/>
+      </w:pPr>
+      <w:r>
+        <w:t>6.Add SEO, meta and other tags on the head element as appropriate.</w:t>
       </w:r>
     </w:p>
     <w:p>
@@ -653,6 +630,7 @@
         <w:pStyle w:val="p1"/>
       </w:pPr>
       <w:r>
+        <w:lastRenderedPageBreak/>
         <w:t>•</w:t>
       </w:r>
       <w:r>
@@ -692,7 +670,6 @@
         <w:pStyle w:val="p1"/>
       </w:pPr>
       <w:r>
-        <w:lastRenderedPageBreak/>
         <w:t>repository.</w:t>
       </w:r>
     </w:p>
@@ -726,6 +703,9 @@
     </w:p>
     <w:p>
       <w:r>
+        <w:rPr>
+          <w:noProof/>
+        </w:rPr>
         <w:drawing>
           <wp:inline distT="0" distB="0" distL="0" distR="0" wp14:anchorId="027365BD" wp14:editId="42D87C50">
             <wp:extent cx="6984015" cy="2845388"/>
